--- a/交付成果/第三轮修订版/第三轮4周版/读书会23_小问答经讲记：萨迦耶见与圣八支道_4周资料包（第三版修订）/Word版/第2周_萨迦耶灭与二十种身见_学员版.docx
+++ b/交付成果/第三轮修订版/第三轮4周版/读书会23_小问答经讲记：萨迦耶见与圣八支道_4周资料包（第三版修订）/Word版/第2周_萨迦耶灭与二十种身见_学员版.docx
@@ -2103,10 +2103,73 @@
       </w:r>
     </w:p>
     <w:p>
+      <w:pPr>
+        <w:ind w:left="170"/>
+        <w:pBdr>
+          <w:left w:val="single" w:sz="18" w:space="4" w:color="1E4620"/>
+        </w:pBdr>
+        <w:shd w:val="clear" w:fill="F2F5FA"/>
+      </w:pPr>
+      <w:r>
+        <w:rPr>
+          <w:b w:val="0"/>
+        </w:rPr>
+        <w:t xml:space="preserve">📌 </w:t>
+      </w:r>
       <w:r>
         <w:rPr>
           <w:b/>
         </w:rPr>
+        <w:t>照录说明·补注</w:t>
+      </w:r>
+      <w:r>
+        <w:rPr>
+          <w:b w:val="0"/>
+        </w:rPr>
+        <w:t>（依《录音转写存疑核对表》#1）：本讲照录段按</w:t>
+      </w:r>
+      <w:r>
+        <w:rPr>
+          <w:b/>
+        </w:rPr>
+        <w:t>主题</w:t>
+      </w:r>
+      <w:r>
+        <w:rPr>
+          <w:b w:val="0"/>
+        </w:rPr>
+        <w:t>重排（非录音时间顺序），时间码</w:t>
+      </w:r>
+      <w:r>
+        <w:rPr>
+          <w:b/>
+        </w:rPr>
+        <w:t>非单调</w:t>
+      </w:r>
+      <w:r>
+        <w:rPr>
+          <w:b w:val="0"/>
+        </w:rPr>
+        <w:t>——〔四〕段讫 [00:41:05.560] 后紧接〔五〕段 [00:15:05.120]（回退约 26 分钟），〔五〕段讫 [00:17:05.480] 后升回〔六〕段 [00:44:22.480]；系主题排布所致，各时间码本身与原始转写稿</w:t>
+      </w:r>
+      <w:r>
+        <w:rPr>
+          <w:b/>
+        </w:rPr>
+        <w:t>逐一相符（Δ=0）</w:t>
+      </w:r>
+      <w:r>
+        <w:rPr>
+          <w:b w:val="0"/>
+        </w:rPr>
+        <w:t>，非抄录错误。区间④终点按正文实际末码校正为 [00:41:05.560]。</w:t>
+      </w:r>
+    </w:p>
+    <w:p>
+      <w:r>
+        <w:rPr>
+          <w:b/>
+        </w:rPr>
         <w:t>【一】十二缘起总说与十二支</w:t>
       </w:r>
     </w:p>
@@ -2131,31 +2194,31 @@
         <w:rPr>
           <w:b w:val="0"/>
         </w:rPr>
-        <w:t>[00:02:20.730] 这个图里面呢。啊，无名原型呢，被称为是过去神啊。啊，食名色利禄触受爱取有是这一生。生老死愁悲苦忧恼是下一声啊。那。那么这个无名原型里面呢，其实不仅仅是无名和形，而是有无名就包括了爱曲啊。所以这里的无名呢是包含了爱H。这个行呢就还包括了业。所以无名跟行呢啊，就包含了无明爱取行业啊。</w:t>
-      </w:r>
-    </w:p>
-    <w:p>
-      <w:r>
-        <w:rPr>
-          <w:b w:val="0"/>
-        </w:rPr>
-        <w:t>[00:04:34.800] 那么中间呢，我们看到无名和爱，就是说导致这个十二缘起的这个轮啊轮转啊三轮转啊，不断的轮转的根源呢是无名和可爱。啊，我们称为叫根本无名啊，无名和可爱。啊，那这个无名前面的这个这个我们说过去生的无名爱去行念呢，被称为叫过去因阶段啊。那这个这个时名色六入触受呢，又被称为叫现在果阶段好。</w:t>
-      </w:r>
-    </w:p>
-    <w:p>
-      <w:r>
-        <w:rPr>
-          <w:b w:val="0"/>
-        </w:rPr>
-        <w:t>[00:05:14.440] 啊，那么这一生的爱取有呢，也就是无名爱取行业呢，就是现在因阶段。啊，那么下一生呢？识名色六入触受，也就是生老死愁悲苦忧恼生起呢，这是未来果阶段。那。这个。过去无明爱取行业呢，它是导致这一生时名色六入触受生起的因，所以被称为极地。呃，这一生的识名色六入触受生起，这个是我们这一生的果报啊，果报是苦谛所设啊。好，</w:t>
-      </w:r>
-    </w:p>
-    <w:p>
-      <w:r>
-        <w:rPr>
-          <w:b w:val="0"/>
-        </w:rPr>
-        <w:t>[00:05:52.320] 那么接下来呢，我们又造作新的业啊，就是是爱群有啊，那这个就是新造的。啊因哈，就是下一生的极地啊，下一生的果的极地哦。所以那么这个这个它画成这样一个图呢啊，就是又被称为说啊四色类20法三轮转好。那这个三连接啊二根啊。那。这个。四色类二十法什么意思呢？就是过去五因，现在五果，现在五因，未来无果，就称为四色类，</w:t>
+        <w:t>[00:02:20.730] 这个图里面呢。啊，无明原型呢，被称为是过去生啊。啊，识名色六入触受爱取有是这一生。生老死愁悲苦忧恼是下一生啊。那。那么这个无明原型里面呢，其实不仅仅是无明和形，而是有无明就包括了爱取啊。所以这里的无明呢是包含了爱取。这个行呢就还包括了业。所以无明跟行呢啊，就包含了无明爱取行业啊。</w:t>
+      </w:r>
+    </w:p>
+    <w:p>
+      <w:r>
+        <w:rPr>
+          <w:b w:val="0"/>
+        </w:rPr>
+        <w:t>[00:04:34.800] 那么中间呢，我们看到无明和爱，就是说导致这个十二缘起的这个轮啊轮转啊三轮转啊，不断的轮转的根源呢是无明和可爱。啊，我们称为叫根本无明啊，无明和可爱。啊，那这个无明前面的这个这个我们说过去生的无明爱取行念呢，被称为叫过去因阶段啊。那这个这个识名色六入触受呢，又被称为叫现在果阶段好。</w:t>
+      </w:r>
+    </w:p>
+    <w:p>
+      <w:r>
+        <w:rPr>
+          <w:b w:val="0"/>
+        </w:rPr>
+        <w:t>[00:05:14.440] 啊，那么这一生的爱取有呢，也就是无明爱取行业呢，就是现在因阶段。啊，那么下一生呢？识名色六入触受，也就是生老死愁悲苦忧恼生起呢，这是未来果阶段。那。这个。过去无明爱取行业呢，它是导致这一生识名色六入触受生起的因，所以被称为集谛。呃，这一生的识名色六入触受生起，这个是我们这一生的果报啊，果报是苦谛所设啊。好，</w:t>
+      </w:r>
+    </w:p>
+    <w:p>
+      <w:r>
+        <w:rPr>
+          <w:b w:val="0"/>
+        </w:rPr>
+        <w:t>[00:05:52.320] 那么接下来呢，我们又造作新的业啊，就是是爱取有啊，那这个就是新造的。啊因哈，就是下一生的集谛啊，下一生的果的集谛哦。所以那么这个这个它画成这样一个图呢啊，就是又被称为说啊四色类20法三轮转好。那这个三连接啊二根啊。那。这个。四色类二十法什么意思呢？就是过去五因，现在五果，现在五因，未来五果，就称为四色类，</w:t>
       </w:r>
     </w:p>
     <w:p>
@@ -2171,15 +2234,15 @@
         <w:rPr>
           <w:b w:val="0"/>
         </w:rPr>
-        <w:t>[00:06:37.570] 就是四个内容啊，合起来就20种法了，对吧啊。对，那三轮转呢，就是烦恼轮转、果报轮转和业轮转。啊，这个。无名爱曲呢，它是反倒轮转。行和业呢是业轮转哦，时名色六入触收呢是果报轮转啊，就是叫那么这一生的这个爱取有呢，它又是这个新的这个烦恼轮转哦。未来的生老死愁悲苦忧恼生起呢，又是新的果报轮转哦。</w:t>
-      </w:r>
-    </w:p>
-    <w:p>
-      <w:r>
-        <w:rPr>
-          <w:b w:val="0"/>
-        </w:rPr>
-        <w:t>[00:07:17.330] 所以我们把这个十二缘起支呢啊展开来，其实它就像这样哦，过去的无名爱水行业导致这一生的识名色六入触受生起。当这个受产生了以后呢，由于无明，你又对这个受产生了爱取，然后你就会造作新的业啊，新的无明爱取行业导致未来的识名色六入触受生起。好，那如果我们把它当成三生的角度上来讲呢，就跟这个无名水行业这个我们啊就12元体支呢啊就对起来，那其实上呢。</w:t>
+        <w:t>[00:06:37.570] 就是四个内容啊，合起来就20种法了，对吧啊。对，那三轮转呢，就是烦恼轮转、果报轮转和业轮转。啊，这个。无明爱取呢，它是烦恼轮转。行和业呢是业轮转哦，识名色六入触受呢是果报轮转啊，就是叫那么这一生的这个爱取有呢，它又是这个新的这个烦恼轮转哦。未来的生老死愁悲苦忧恼生起呢，又是新的果报轮转哦。</w:t>
+      </w:r>
+    </w:p>
+    <w:p>
+      <w:r>
+        <w:rPr>
+          <w:b w:val="0"/>
+        </w:rPr>
+        <w:t>[00:07:17.330] 所以我们把这个十二缘起支呢啊展开来，其实它就像这样哦，过去的无明爱取行业导致这一生的识名色六入触受生起。当这个受产生了以后呢，由于无明，你又对这个受产生了爱取，然后你就会造作新的业啊，新的无明爱取行业导致未来的识名色六入触受生起。好，那如果我们把它当成三生的角度上来讲呢，就跟这个无明取行业这个我们啊就十二缘起支呢啊就对起来，那其实上呢。</w:t>
       </w:r>
     </w:p>
     <w:p>
@@ -2203,31 +2266,31 @@
         <w:rPr>
           <w:b w:val="0"/>
         </w:rPr>
-        <w:t>[00:36:20.325] 我们就说。这个果报出现，明显看到无明爱欲行业就出来了啊。啊，那么我们这个时候呢，就是讲我们讲说诶面对这个果报，你起这样的一个心，比如说取这样的诚心。</w:t>
-      </w:r>
-    </w:p>
-    <w:p>
-      <w:r>
-        <w:rPr>
-          <w:b w:val="0"/>
-        </w:rPr>
-        <w:t>[00:37:22.360] 欲取渐进取见取我论取吧，就四种取，叫四取啊，佛教里面经常如果有学习的人知道叫四曲。欲取渐进取渐取往论去好那。大部分的情况下，我们都是这个各种取啊。那这个这个借进去间取网络去都属于间啊，我们讲某某同学被键卡住了，就卡住在这三个上面，那这个键卡住呢。这个戒禁取是什么呢？</w:t>
-      </w:r>
-    </w:p>
-    <w:p>
-      <w:r>
-        <w:rPr>
-          <w:b w:val="0"/>
-        </w:rPr>
-        <w:t>[00:38:40.300] 啊？对，我觉得这个陆出席，我们就是要管他。这就是一种借进去，我不控制它，那怎么行呢？它就是一种借进去。而这个见取呢，就特别指那种断灭见的那个三种啊，虚无剑、无作剑和无因见啊。就否认否认这个因果啊，否认有过去生啊，否认有未来世啊啊，否认这个这个造的善业不善业没有果报啊，或者说这个产生的果报都是没有因啊啊，这种就叫断灭见、无因见、无作见和虚无见。</w:t>
-      </w:r>
-    </w:p>
-    <w:p>
-      <w:r>
-        <w:rPr>
-          <w:b w:val="0"/>
-        </w:rPr>
-        <w:t>[00:41:05.560] 为什么会有见解？因为我这个有欲爱有爱无有爱，欲爱呢，就是纯粹是感官的这种爱。啊，那么友爱呢就是这个希望，他这个狭义上来讲，友爱是对什么？这个生命的支取啊啊这样有爱。那么在广义上来讲，我们日常就希望它一直存在，不要消失。啊，所以贪跟贪相应的都是有爱。啊，就是希望它长子一直存在，就是有爱，那无有爱呢，就是说希望它没有，希望它消失。或者消失了，肯定就消失了，不会再来了啊，这个就叫无有碍。</w:t>
+        <w:t>[00:36:20.325] 我们就说。这个果报出现，明显看到无明爱取行业就出来了啊。啊，那么我们这个时候呢，就是讲我们讲说诶面对这个果报，你起这样的一个心，比如说取这样的嗔心。</w:t>
+      </w:r>
+    </w:p>
+    <w:p>
+      <w:r>
+        <w:rPr>
+          <w:b w:val="0"/>
+        </w:rPr>
+        <w:t>[00:37:22.360] 欲取、戒禁取、见取、我语取吧，就四种取，叫四取啊，佛教里面经常如果有学习的人知道叫四取。欲取渐进取渐取往论去好那。大部分的情况下，我们都是这个各种取啊。那这个这个戒禁取、见取、我语取都属于见啊，我们讲某某同学被键卡住了，就卡住在这三个上面，那这个键卡住呢。这个戒禁取是什么呢？</w:t>
+      </w:r>
+    </w:p>
+    <w:p>
+      <w:r>
+        <w:rPr>
+          <w:b w:val="0"/>
+        </w:rPr>
+        <w:t>[00:38:40.300] 啊？对，我觉得这个陆出席，我们就是要管他。这就是一种戒禁取，我不控制它，那怎么行呢？它就是一种戒禁取。而这个见取呢，就特别指那种断灭见的那个三种啊，虚无见、无作见和无因见啊。就否认否认这个因果啊，否认有过去生啊，否认有未来世啊啊，否认这个这个造的善业不善业没有果报啊，或者说这个产生的果报都是没有因啊啊，这种就叫断灭见、无因见、无作见和虚无见。</w:t>
+      </w:r>
+    </w:p>
+    <w:p>
+      <w:r>
+        <w:rPr>
+          <w:b w:val="0"/>
+        </w:rPr>
+        <w:t>[00:41:05.560] 为什么会有见解？因为我这个有欲爱有爱无有爱，欲爱呢，就是纯粹是感官的这种爱。啊，那么有爱呢就是这个希望，他这个狭义上来讲，有爱是对什么？这个生命的支取啊啊这样有爱。那么在广义上来讲，我们日常就希望它一直存在，不要消失。啊，所以贪跟贪相应的都是有爱。啊，就是希望它长子一直存在，就是有爱，那无有爱呢，就是说希望它没有，希望它消失。或者消失了，肯定就消失了，不会再来了啊，这个就叫无有爱。</w:t>
       </w:r>
     </w:p>
     <w:p>
@@ -2243,31 +2306,31 @@
         <w:rPr>
           <w:b w:val="0"/>
         </w:rPr>
-        <w:t>[00:15:05.120] 啊，无明爱取，这是烦恼对吧。这是烦恼。行和叶呢，它是行结束了，留下一个页。啊，赶果的时候，其实是这个叶赶过来的，对吧？啊，这个叶成熟了，导致是名色流露触受升起啊，那。好，那接下来呢，因为这个受起来呢，我们就对他要采取行动啊，对吧？那采取行动的时候呢，这个的无名爱曲跟这个无名爱曲它就会产生关联。啊？那这个业过去的业导致时名色六入处升起呢，我们称为叫业缘。哦。而过去的无明爱取。</w:t>
-      </w:r>
-    </w:p>
-    <w:p>
-      <w:r>
-        <w:rPr>
-          <w:b w:val="0"/>
-        </w:rPr>
-        <w:t>[00:15:52.760] 对这个无名爱H产生作用呢，我们叫做氢离子源。叫自然清资源。那这个也就是说，用我们另外一个语言来讲，就是睡眠烦恼啊。随眠啊，过去潜藏的这个烦恼呢，在现在现行。啊，那这也就是我们梳理的时候一直在讲的东西，就是说这个啊，这个你的响应标记啊对吧。啊，那。这个有些人呢，他是过去生就带来的一些习惯了啊。那么过去生带来一些习惯呢，这就很典型啊啊。那这个这一生没有碰到过，但是呢，他还是很习惯这样的一种状态，</w:t>
-      </w:r>
-    </w:p>
-    <w:p>
-      <w:r>
-        <w:rPr>
-          <w:b w:val="0"/>
-        </w:rPr>
-        <w:t>[00:16:45.970] 我们叫心理愚失啊，也称为叫心理愚师啊。用现代语言来讲就心理愚师。心理仪式里面包括6个啊，其中有一个就叫睡眠烦恼啊。那么睡眠烦恼对现在的烦恼，它起作用是以自然亲离子源的原理援助它。</w:t>
-      </w:r>
-    </w:p>
-    <w:p>
-      <w:r>
-        <w:rPr>
-          <w:b w:val="0"/>
-        </w:rPr>
-        <w:t>[00:17:05.480] 啊，在我们这个自然亲子园的其中一个。前前诸不善法对后后诸不善法以亲之愿为缘啊，或者前前诸无际法对后后诸不善法以亲之愿为缘好，它就可能是这样的一种啊运行方式。那这个运行方式具体大家后面可以去学习了。</w:t>
+        <w:t>[00:15:05.120] 啊，无明爱取，这是烦恼对吧。这是烦恼。行和业呢，它是行结束了，留下一个业。啊，感果的时候，其实是这个业赶过来的，对吧？啊，这个业成熟了，导致是名色流露触受升起啊，那。好，那接下来呢，因为这个受起来呢，我们就对他要采取行动啊，对吧？那采取行动的时候呢，这个的无明爱取跟这个无明爱取它就会产生关联。啊？那这个业过去的业导致识名色六入处升起呢，我们称为叫业缘。哦。而过去的无明爱取。</w:t>
+      </w:r>
+    </w:p>
+    <w:p>
+      <w:r>
+        <w:rPr>
+          <w:b w:val="0"/>
+        </w:rPr>
+        <w:t>[00:15:52.760] 对这个无明爱取产生作用呢，我们叫做亲依止缘。叫亲依止缘。那这个也就是说，用我们另外一个语言来讲，就是睡眠烦恼啊。随眠啊，过去潜藏的这个烦恼呢，在现在现行。啊，那这也就是我们梳理的时候一直在讲的东西，就是说这个啊，这个你的响应标记啊对吧。啊，那。这个有些人呢，他是过去生就带来的一些习惯了啊。那么过去生带来一些习惯呢，这就很典型啊啊。那这个这一生没有碰到过，但是呢，他还是很习惯这样的一种状态，</w:t>
+      </w:r>
+    </w:p>
+    <w:p>
+      <w:r>
+        <w:rPr>
+          <w:b w:val="0"/>
+        </w:rPr>
+        <w:t>[00:16:45.970] 我们叫心理愚失啊，也称为叫心理愚师啊。用现代语言来讲就心理愚师。心理仪式里面包括6个啊，其中有一个就叫睡眠烦恼啊。那么睡眠烦恼对现在的烦恼，它起作用是以亲依止缘的原理援助它。</w:t>
+      </w:r>
+    </w:p>
+    <w:p>
+      <w:r>
+        <w:rPr>
+          <w:b w:val="0"/>
+        </w:rPr>
+        <w:t>[00:17:05.480] 啊，在我们这个亲依止缘的其中一个。前前诸不善法对后后诸不善法以亲之愿为缘啊，或者前前诸无际法对后后诸不善法以亲之愿为缘好，它就可能是这样的一种啊运行方式。那这个运行方式具体大家后面可以去学习了。</w:t>
       </w:r>
     </w:p>
     <w:p>
@@ -2283,23 +2346,23 @@
         <w:rPr>
           <w:b w:val="0"/>
         </w:rPr>
-        <w:t>[00:44:22.480] 啊？啊，那么。啊，那。所以每一个。这个，这个。呃，当下的不善心生起，造了业啊，或者善心生起，不善心生起，善不善都有无名爱去。啊？那。这个。不善心生起来的时候呢，它除了根本无名以外呢，还有一个啊明确的见解错误的见解在里面。而这个善的兴起来呢，他的无名呢，</w:t>
-      </w:r>
-    </w:p>
-    <w:p>
-      <w:r>
-        <w:rPr>
-          <w:b w:val="0"/>
-        </w:rPr>
-        <w:t>[00:45:02.960] 他就举一个例子说啊，我觉得啊我今天去做了一个布施人，我很高兴。啊，升体了就做了一个布施啊，这是一个善业，那为什么要做个布施呢？啊，我对这个这个你肯定有认为是说啊，这样的一个啊，这个禅修营啊，很殊胜啊。啊，我做完布施呢，呃，回向给我早日断尽一切烦恼，证悟涅槃呢。好，那么他的无名是什么呢？认为有一个我。可以证我灭槃，有一个我存在就是无名呢。啊，可爱。我断除烦恼的这样的一种啊，修行状态就是爱了啊。啊，直取，我要去修行，断除烦恼，这是取了。</w:t>
-      </w:r>
-    </w:p>
-    <w:p>
-      <w:r>
-        <w:rPr>
-          <w:b w:val="0"/>
-        </w:rPr>
-        <w:t>[00:45:53.405] 然后以此的力量，你去做这个布施，这是行呢。那布施的业留下来就叫业游哦。</w:t>
+        <w:t>[00:44:22.480] 啊？啊，那么。啊，那。所以每一个。这个，这个。呃，当下的不善心生起，造了业啊，或者善心生起，不善心生起，善不善都有无明爱取。啊？那。这个。不善心生起来的时候呢，它除了根本无明以外呢，还有一个啊明确的见解错误的见解在里面。而这个善的兴起来呢，他的无明呢，</w:t>
+      </w:r>
+    </w:p>
+    <w:p>
+      <w:r>
+        <w:rPr>
+          <w:b w:val="0"/>
+        </w:rPr>
+        <w:t>[00:45:02.960] 他就举一个例子说啊，我觉得啊我今天去做了一个布施人，我很高兴。啊，升体了就做了一个布施啊，这是一个善业，那为什么要做个布施呢？啊，我对这个这个你肯定有认为是说啊，这样的一个啊，这个禅修营啊，很殊胜啊。啊，我做完布施呢，呃，回向给我早日断尽一切烦恼，证悟涅槃呢。好，那么他的无明是什么呢？认为有一个我。可以证我灭槃，有一个我存在就是无明呢。啊，可爱。我断除烦恼的这样的一种啊，修行状态就是爱了啊。啊，直取，我要去修行，断除烦恼，这是取了。</w:t>
+      </w:r>
+    </w:p>
+    <w:p>
+      <w:r>
+        <w:rPr>
+          <w:b w:val="0"/>
+        </w:rPr>
+        <w:t>[00:45:53.405] 然后以此的力量，你去做这个布施，这是行呢。那布施的业留下来就叫业有哦。</w:t>
       </w:r>
     </w:p>
     <w:p>
@@ -2410,15 +2473,15 @@
         <w:rPr>
           <w:b w:val="0"/>
         </w:rPr>
-        <w:t>[00:03:13.080] 好，那么。四圣谛呢？我们学习到苦圣谛、苦集圣谛，那苦灭圣谛，佛陀怎么说呢？啊，所以多何为不灭圣地？那就是此爱欲的完全消逝无余舍离与。清除啊，嗯，去除从爱欲解脱不执着。然而杜比夫如何舍弃爱欲，灭除爱欲呢？在世间有可恨可喜之物的任何地方，就在那里舍弃爱欲，灭除爱昧。在世间，什么是可爱可喜的呢？在世间，眼根是可爱可喜的，就在那里舍弃爱欲，灭除爱。在世间，耳根是可爱可喜的，就在那里舍去爱欲，灭除爱欲啊，</w:t>
-      </w:r>
-    </w:p>
-    <w:p>
-      <w:r>
-        <w:rPr>
-          <w:b w:val="0"/>
-        </w:rPr>
-        <w:t>[00:04:58.400] 那其实在这文当中谈到的就是内用途和外用途。这个十二部啊，那十二部呢，换一句话来讲，就是五蕴或者诸金名色法。那爱欲升起的时候呢，是取这个十二处为目标而升起来的啊，就是某种程度上就是对自己的可爱和对外在人气的可爱。嗯。那么由于爱欲生起的时候呢，是依着十二处来生起的，因此呢，在解释爱欲的灭除的时候呢，佛陀也是依十二处来解释的。啊，但是我们知道能够彻底的灭除爱欲的是阿拉汉的道士。好，也就是佛陀讲的此爱欲的完全消失无余，舍离与弃去除去除啊，从爱欲解脱不执着。</w:t>
+        <w:t>[00:03:13.080] 好，那么。四圣谛呢？我们学习到苦圣谛、苦集圣谛，那苦灭圣谛，佛陀怎么说呢？啊，所以多何为不灭圣地？那就是此爱欲的完全消逝无余舍离与。清除啊，嗯，去除从爱欲解脱不执着。然而诸比库如何舍弃爱欲，灭除爱欲呢？在世间有可爱可喜之物的任何地方，就在那里舍弃爱欲，灭除爱欲。在世间，什么是可爱可喜的呢？在世间，眼根是可爱可喜的，就在那里舍弃爱欲，灭除爱。在世间，耳根是可爱可喜的，就在那里舍去爱欲，灭除爱欲啊，</w:t>
+      </w:r>
+    </w:p>
+    <w:p>
+      <w:r>
+        <w:rPr>
+          <w:b w:val="0"/>
+        </w:rPr>
+        <w:t>[00:04:58.400] 那其实在这文当中谈到的就是内用途和外用途。这个十二处啊，那十二处呢，换一句话来讲，就是五蕴或者诸金名色法。那爱欲升起的时候呢，是取这个十二处为目标而升起来的啊，就是某种程度上就是对自己的可爱和对外在人气的可爱。嗯。那么由于爱欲生起的时候呢，是依着十二处来生起的，因此呢，在解释爱欲的灭除的时候呢，佛陀也是依十二处来解释的。啊，但是我们知道能够彻底的灭除爱欲的是阿拉汉的道士。好，也就是佛陀讲的此爱欲的完全消失无余，舍离与弃去除去除啊，从爱欲解脱不执着。</w:t>
       </w:r>
     </w:p>
     <w:p>
@@ -2434,7 +2497,7 @@
         <w:rPr>
           <w:b w:val="0"/>
         </w:rPr>
-        <w:t>[00:06:15.920] 那这个佛陀为什么用一十二处来解释呢？啊，那么我们前面讲到了，一开始就讲到。啊，大念住经佛陀所教导的诗啊，这个道的前行啊，也是他主要是讲世间道。那世间道呢？世间道我们要在世间道上面对这个啊，由十二处所生起的这个案例呢，要对这个在世间的层面上去消除它去舍离它去去除它，那就还是要按照舌头的角度来啊。但是要终极的去除呢，就是只有一个就是当涅槃线这的维修倒不短，起取涅盘为目标的时候啊，才有可能完全的去除。</w:t>
+        <w:t>[00:06:15.920] 那这个佛陀为什么用一十二处来解释呢？啊，那么我们前面讲到了，一开始就讲到。啊，大念住经佛陀所教导的诗啊，这个道的前行啊，也是他主要是讲世间道。那世间道呢？世间道我们要在世间道上面对这个啊，由十二处所生起的这个案例呢，要对这个在世间的层面上去消除它去舍离它去去除它，那就还是要按照舌头的角度来啊。但是要终极的去除呢，就是只有一个就是当涅槃线这的入流道不短，起取涅盘为目标的时候啊，才有可能完全的去除。</w:t>
       </w:r>
     </w:p>
     <w:p>
@@ -2466,7 +2529,7 @@
         <w:rPr>
           <w:b w:val="0"/>
         </w:rPr>
-        <w:t>[00:18:01.480] 同样的道理呢，就是十二处呢，就好比是稻田，爱欲呢，好比就是那个蔓生植物啊。当爱欲升起的时候呢，它是依靠十二处而生起的。当爱欲被如理作一或阿汉报纸灭除的时候呢，我们也可以说在十二处里的爱欲已经被灭除了。啊，所以因此呢，佛陀说在世间眼真是可爱和喜乐就在这里，舍弃爱欲，灭除爱欲。阿拉正道就是彻底的灭除爱欲啊，那么，不只是在十六处的爱欲被灭除，在食处受到的爱欲也同样被灭除啊。因此呢，</w:t>
+        <w:t>[00:18:01.480] 同样的道理呢，就是十二处呢，就好比是稻田，爱欲呢，好比就是那个蔓生植物啊。当爱欲升起的时候呢，它是依靠十二处而生起的。当爱欲被如理作意或阿汉报纸灭除的时候呢，我们也可以说在十二处里的爱欲已经被灭除了。啊，所以因此呢，佛陀说在世间眼真是可爱和喜乐就在这里，舍弃爱欲，灭除爱欲。阿拉正道就是彻底的灭除爱欲啊，那么，不只是在十六处的爱欲被灭除，在食处受到的爱欲也同样被灭除啊。因此呢，</w:t>
       </w:r>
     </w:p>
     <w:p>
@@ -10171,7 +10234,7 @@
         <w:rPr>
           <w:b w:val="0"/>
         </w:rPr>
-        <w:t>以上为原文中直接涉及「邪见定义／二十种有身见／我＝执取而引生苦」的核心段落照录。原文其余部分（常见／断见的展开、离蕴我、我论取的举例等）虽与本主题相关，但未以上述概念为主题展开，故未逐字列入。[generated, not original text]</w:t>
+        <w:t>以上为原文中直接涉及「邪见定义／二十种有身见／我＝执取而引生苦」的核心段落照录。原文其余部分（常见／断见的展开、离蕴我、我语取的举例等）虽与本主题相关，但未以上述概念为主题展开，故未逐字列入。[generated, not original text]</w:t>
       </w:r>
     </w:p>
     <w:p>
@@ -11158,7 +11221,7 @@
         <w:rPr>
           <w:b w:val="0"/>
         </w:rPr>
-        <w:t>：这个"想要"背后，有没有一个"见解"？（"他应该……""有本事就该……""我这样的人不该被这样对待"）——这就接近"我论取／见取"。</w:t>
+        <w:t>：这个"想要"背后，有没有一个"见解"？（"他应该……""有本事就该……""我这样的人不该被这样对待"）——这就接近"我语取／见取"。</w:t>
       </w:r>
     </w:p>
     <w:p>
@@ -11201,7 +11264,7 @@
         <w:rPr>
           <w:b w:val="0"/>
         </w:rPr>
-        <w:t>。看见"我论取"（把五蕴当成我）的那一瞬，就已经在松动它。至于四取（欲取、见取、戒禁取、我论取）与二十种萨迦耶见的细致分类，</w:t>
+        <w:t>。看见"我语取"（把五蕴当成我）的那一瞬，就已经在松动它。至于四取（欲取、见取、戒禁取、我语取）与二十种萨迦耶见的细致分类，</w:t>
       </w:r>
       <w:r>
         <w:rPr>

--- a/交付成果/第三轮修订版/第三轮4周版/读书会23_小问答经讲记：萨迦耶见与圣八支道_4周资料包（第三版修订）/Word版/第2周_萨迦耶灭与二十种身见_学员版.docx
+++ b/交付成果/第三轮修订版/第三轮4周版/读书会23_小问答经讲记：萨迦耶见与圣八支道_4周资料包（第三版修订）/Word版/第2周_萨迦耶灭与二十种身见_学员版.docx
@@ -818,7 +818,7 @@
         <w:rPr>
           <w:b w:val="0"/>
         </w:rPr>
-        <w:t>从二根本（无明、爱）开始，由二谛（苦谛、集谛）和十二缘起支的资助下，在四阶层里的缘起开始在三连接（行识，受-爱，业有-生有）中推动生命之流，并在三时引生三轮转（烦恼-业-果报），而终结出二十法（过去五因-现在五果；现在五因-未来五果），若能如实知缘起者，即能解脱于轮回</w:t>
+        <w:t>从二根本（无明、爱）开始，由二谛（苦谛、集谛）和十二缘起支的资助下，在四阶层里的缘起开始在三连结（行识，受-爱，业有-生有）中推动生命之流，并在三时引生三轮转（烦恼-业-果报），而终结出二十法（过去五因-现在五果；现在五因-未来五果），若能如实知缘起者，即能解脱于轮回</w:t>
       </w:r>
     </w:p>
     <w:p>
@@ -2194,31 +2194,31 @@
         <w:rPr>
           <w:b w:val="0"/>
         </w:rPr>
-        <w:t>[00:02:20.730] 这个图里面呢。啊，无明原型呢，被称为是过去生啊。啊，识名色六入触受爱取有是这一生。生老死愁悲苦忧恼是下一生啊。那。那么这个无明原型里面呢，其实不仅仅是无明和形，而是有无明就包括了爱取啊。所以这里的无明呢是包含了爱取。这个行呢就还包括了业。所以无明跟行呢啊，就包含了无明爱取行业啊。</w:t>
-      </w:r>
-    </w:p>
-    <w:p>
-      <w:r>
-        <w:rPr>
-          <w:b w:val="0"/>
-        </w:rPr>
-        <w:t>[00:04:34.800] 那么中间呢，我们看到无明和爱，就是说导致这个十二缘起的这个轮啊轮转啊三轮转啊，不断的轮转的根源呢是无明和可爱。啊，我们称为叫根本无明啊，无明和可爱。啊，那这个无明前面的这个这个我们说过去生的无明爱取行念呢，被称为叫过去因阶段啊。那这个这个识名色六入触受呢，又被称为叫现在果阶段好。</w:t>
-      </w:r>
-    </w:p>
-    <w:p>
-      <w:r>
-        <w:rPr>
-          <w:b w:val="0"/>
-        </w:rPr>
-        <w:t>[00:05:14.440] 啊，那么这一生的爱取有呢，也就是无明爱取行业呢，就是现在因阶段。啊，那么下一生呢？识名色六入触受，也就是生老死愁悲苦忧恼生起呢，这是未来果阶段。那。这个。过去无明爱取行业呢，它是导致这一生识名色六入触受生起的因，所以被称为集谛。呃，这一生的识名色六入触受生起，这个是我们这一生的果报啊，果报是苦谛所设啊。好，</w:t>
-      </w:r>
-    </w:p>
-    <w:p>
-      <w:r>
-        <w:rPr>
-          <w:b w:val="0"/>
-        </w:rPr>
-        <w:t>[00:05:52.320] 那么接下来呢，我们又造作新的业啊，就是是爱取有啊，那这个就是新造的。啊因哈，就是下一生的集谛啊，下一生的果的集谛哦。所以那么这个这个它画成这样一个图呢啊，就是又被称为说啊四色类20法三轮转好。那这个三连接啊二根啊。那。这个。四色类二十法什么意思呢？就是过去五因，现在五果，现在五因，未来五果，就称为四色类，</w:t>
+        <w:t>[00:02:20.730] 这个图里面呢。啊，无明行呢，被称为是过去生啊。啊，识名色六入触受爱取有是这一生。生老死愁悲苦忧恼是下一生啊。那。那么这个无明行里面呢，其实不仅仅是无明和形，而是有无明就包括了爱取啊。所以这里的无明呢是包含了爱取。这个行呢就还包括了业。所以无明跟行呢啊，就包含了无明爱取行业啊。</w:t>
+      </w:r>
+    </w:p>
+    <w:p>
+      <w:r>
+        <w:rPr>
+          <w:b w:val="0"/>
+        </w:rPr>
+        <w:t>[00:04:34.800] 那么中间呢，我们看到无明和爱，就是说导致这个十二缘起的这个轮啊轮转啊三轮转啊，不断的轮转的根源呢是无明和渴爱。啊，我们称为叫根本无明啊，无明和渴爱。啊，那这个无明前面的这个这个我们说过去生的无明爱取行念呢，被称为叫过去因阶段啊。那这个这个识名色六入触受呢，又被称为叫现在果阶段好。</w:t>
+      </w:r>
+    </w:p>
+    <w:p>
+      <w:r>
+        <w:rPr>
+          <w:b w:val="0"/>
+        </w:rPr>
+        <w:t>[00:05:14.440] 啊，那么这一生的爱取有呢，也就是无明爱取行业呢，就是现在因阶段。啊，那么下一生呢？识名色六入触受，也就是生老死愁悲苦忧恼生起呢，这是未来果阶段。那。这个。过去无明爱取行业呢，它是导致这一生识名色六入触受生起的因，所以被称为集谛。呃，这一生的识名色六入触受生起，这个是我们这一生的果报啊，果报是苦谛所摄啊。好，</w:t>
+      </w:r>
+    </w:p>
+    <w:p>
+      <w:r>
+        <w:rPr>
+          <w:b w:val="0"/>
+        </w:rPr>
+        <w:t>[00:05:52.320] 那么接下来呢，我们又造作新的业啊，就是是爱取有啊，那这个就是新造的。啊因哈，就是下一生的集谛啊，下一生的果的集谛哦。所以那么这个这个它画成这样一个图呢啊，就是又被称为说啊四色类20法三轮转好。那这个三连结啊二根啊。那。这个。四色类二十法什么意思呢？就是过去五因，现在五果，现在五因，未来五果，就称为四色类，</w:t>
       </w:r>
     </w:p>
     <w:p>
@@ -2274,23 +2274,23 @@
         <w:rPr>
           <w:b w:val="0"/>
         </w:rPr>
-        <w:t>[00:37:22.360] 欲取、戒禁取、见取、我语取吧，就四种取，叫四取啊，佛教里面经常如果有学习的人知道叫四取。欲取渐进取渐取往论去好那。大部分的情况下，我们都是这个各种取啊。那这个这个戒禁取、见取、我语取都属于见啊，我们讲某某同学被键卡住了，就卡住在这三个上面，那这个键卡住呢。这个戒禁取是什么呢？</w:t>
-      </w:r>
-    </w:p>
-    <w:p>
-      <w:r>
-        <w:rPr>
-          <w:b w:val="0"/>
-        </w:rPr>
-        <w:t>[00:38:40.300] 啊？对，我觉得这个陆出席，我们就是要管他。这就是一种戒禁取，我不控制它，那怎么行呢？它就是一种戒禁取。而这个见取呢，就特别指那种断灭见的那个三种啊，虚无见、无作见和无因见啊。就否认否认这个因果啊，否认有过去生啊，否认有未来世啊啊，否认这个这个造的善业不善业没有果报啊，或者说这个产生的果报都是没有因啊啊，这种就叫断灭见、无因见、无作见和虚无见。</w:t>
-      </w:r>
-    </w:p>
-    <w:p>
-      <w:r>
-        <w:rPr>
-          <w:b w:val="0"/>
-        </w:rPr>
-        <w:t>[00:41:05.560] 为什么会有见解？因为我这个有欲爱有爱无有爱，欲爱呢，就是纯粹是感官的这种爱。啊，那么有爱呢就是这个希望，他这个狭义上来讲，有爱是对什么？这个生命的支取啊啊这样有爱。那么在广义上来讲，我们日常就希望它一直存在，不要消失。啊，所以贪跟贪相应的都是有爱。啊，就是希望它长子一直存在，就是有爱，那无有爱呢，就是说希望它没有，希望它消失。或者消失了，肯定就消失了，不会再来了啊，这个就叫无有爱。</w:t>
+        <w:t>[00:37:22.360] 欲取、戒禁取、见取、我语取吧，就四种取，叫四取啊，佛教里面经常如果有学习的人知道叫四取。欲取、戒禁取、见取、我语取好那。大部分的情况下，我们都是这个各种取啊。那这个这个戒禁取、见取、我语取都属于见啊，我们讲某某同学被见卡住了，就卡住在这三个上面，那这个见卡住呢。这个戒禁取是什么呢？</w:t>
+      </w:r>
+    </w:p>
+    <w:p>
+      <w:r>
+        <w:rPr>
+          <w:b w:val="0"/>
+        </w:rPr>
+        <w:t>[00:38:40.300] 啊？对，我觉得这个入出息，我们就是要管他。这就是一种戒禁取，我不控制它，那怎么行呢？它就是一种戒禁取。而这个见取呢，就特别指那种断灭见的那个三种啊，虚无见、无作见和无因见啊。就否认否认这个因果啊，否认有过去生啊，否认有未来世啊啊，否认这个这个造的善业不善业没有果报啊，或者说这个产生的果报都是没有因啊啊，这种就叫断灭见、无因见、无作见和虚无见。</w:t>
+      </w:r>
+    </w:p>
+    <w:p>
+      <w:r>
+        <w:rPr>
+          <w:b w:val="0"/>
+        </w:rPr>
+        <w:t>[00:41:05.560] 为什么会有见解？因为我这个有欲爱有爱无有爱，欲爱呢，就是纯粹是感官的这种爱。啊，那么有爱呢就是这个希望，他这个狭义上来讲，有爱是对什么？这个生命的执取啊啊这样有爱。那么在广义上来讲，我们日常就希望它一直存在，不要消失。啊，所以贪跟贪相应的都是有爱。啊，就是希望它长子一直存在，就是有爱，那无有爱呢，就是说希望它没有，希望它消失。或者消失了，肯定就消失了，不会再来了啊，这个就叫无有爱。</w:t>
       </w:r>
     </w:p>
     <w:p>
@@ -2314,15 +2314,15 @@
         <w:rPr>
           <w:b w:val="0"/>
         </w:rPr>
-        <w:t>[00:15:52.760] 对这个无明爱取产生作用呢，我们叫做亲依止缘。叫亲依止缘。那这个也就是说，用我们另外一个语言来讲，就是睡眠烦恼啊。随眠啊，过去潜藏的这个烦恼呢，在现在现行。啊，那这也就是我们梳理的时候一直在讲的东西，就是说这个啊，这个你的响应标记啊对吧。啊，那。这个有些人呢，他是过去生就带来的一些习惯了啊。那么过去生带来一些习惯呢，这就很典型啊啊。那这个这一生没有碰到过，但是呢，他还是很习惯这样的一种状态，</w:t>
-      </w:r>
-    </w:p>
-    <w:p>
-      <w:r>
-        <w:rPr>
-          <w:b w:val="0"/>
-        </w:rPr>
-        <w:t>[00:16:45.970] 我们叫心理愚失啊，也称为叫心理愚师啊。用现代语言来讲就心理愚师。心理仪式里面包括6个啊，其中有一个就叫睡眠烦恼啊。那么睡眠烦恼对现在的烦恼，它起作用是以亲依止缘的原理援助它。</w:t>
+        <w:t>[00:15:52.760] 对这个无明爱取产生作用呢，我们叫做亲依止缘。叫亲依止缘。那这个也就是说，用我们另外一个语言来讲，就是随眠烦恼啊。随眠啊，过去潜藏的这个烦恼呢，在现在现行。啊，那这也就是我们梳理的时候一直在讲的东西，就是说这个啊，这个你的响应标记啊对吧。啊，那。这个有些人呢，他是过去生就带来的一些习惯了啊。那么过去生带来一些习惯呢，这就很典型啊啊。那这个这一生没有碰到过，但是呢，他还是很习惯这样的一种状态，</w:t>
+      </w:r>
+    </w:p>
+    <w:p>
+      <w:r>
+        <w:rPr>
+          <w:b w:val="0"/>
+        </w:rPr>
+        <w:t>[00:16:45.970] 我们叫心理愚失啊，也称为叫心理愚师啊。用现代语言来讲就心理愚师。心理仪式里面包括6个啊，其中有一个就叫随眠烦恼啊。那么随眠烦恼对现在的烦恼，它起作用是以亲依止缘的原理援助它。</w:t>
       </w:r>
     </w:p>
     <w:p>
@@ -2354,7 +2354,7 @@
         <w:rPr>
           <w:b w:val="0"/>
         </w:rPr>
-        <w:t>[00:45:02.960] 他就举一个例子说啊，我觉得啊我今天去做了一个布施人，我很高兴。啊，升体了就做了一个布施啊，这是一个善业，那为什么要做个布施呢？啊，我对这个这个你肯定有认为是说啊，这样的一个啊，这个禅修营啊，很殊胜啊。啊，我做完布施呢，呃，回向给我早日断尽一切烦恼，证悟涅槃呢。好，那么他的无明是什么呢？认为有一个我。可以证我灭槃，有一个我存在就是无明呢。啊，可爱。我断除烦恼的这样的一种啊，修行状态就是爱了啊。啊，直取，我要去修行，断除烦恼，这是取了。</w:t>
+        <w:t>[00:45:02.960] 他就举一个例子说啊，我觉得啊我今天去做了一个布施人，我很高兴。啊，升体了就做了一个布施啊，这是一个善业，那为什么要做个布施呢？啊，我对这个这个你肯定有认为是说啊，这样的一个啊，这个禅修营啊，很殊胜啊。啊，我做完布施呢，呃，回向给我早日断尽一切烦恼，证悟涅槃呢。好，那么他的无明是什么呢？认为有一个我。可以证我涅槃，有一个我存在就是无明呢。啊，可爱。我断除烦恼的这样的一种啊，修行状态就是爱了啊。啊，执取，我要去修行，断除烦恼，这是取了。</w:t>
       </w:r>
     </w:p>
     <w:p>
@@ -2370,7 +2370,7 @@
         <w:rPr>
           <w:b w:val="0"/>
         </w:rPr>
-        <w:t>[00:46:01.660] 啊，那就是这样一个逻辑啊，那如果你这样的业在你临终的时候成熟呢？啊，很显然你的心里面呢，啊，你你是一个布施的心对吧。一个布施的心呢，它很明显就有无他。对吧？他也无他，然后他思维的业果他就有慧，他有那个慧心说啊，所以然后你欢喜地做布施就有业局啊。</w:t>
+        <w:t>[00:46:01.660] 啊，那就是这样一个逻辑啊，那如果你这样的业在你临终的时候成熟呢？啊，很显然你的心里面呢，啊，你你是一个布施的心对吧。一个布施的心呢，它很明显就有无贪。对吧？他也无贪，然后他思维的业果他就有慧，他有那个慧心说啊，所以然后你欢喜地做布施就有业有啊。</w:t>
       </w:r>
     </w:p>
     <w:p>
@@ -2481,7 +2481,7 @@
         <w:rPr>
           <w:b w:val="0"/>
         </w:rPr>
-        <w:t>[00:04:58.400] 那其实在这文当中谈到的就是内用途和外用途。这个十二处啊，那十二处呢，换一句话来讲，就是五蕴或者诸金名色法。那爱欲升起的时候呢，是取这个十二处为目标而升起来的啊，就是某种程度上就是对自己的可爱和对外在人气的可爱。嗯。那么由于爱欲生起的时候呢，是依着十二处来生起的，因此呢，在解释爱欲的灭除的时候呢，佛陀也是依十二处来解释的。啊，但是我们知道能够彻底的灭除爱欲的是阿拉汉的道士。好，也就是佛陀讲的此爱欲的完全消失无余，舍离与弃去除去除啊，从爱欲解脱不执着。</w:t>
+        <w:t>[00:04:58.400] 那其实在这文当中谈到的就是内六处和外六处。这个十二处啊，那十二处呢，换一句话来讲，就是五蕴或者究竟名色法。那爱欲升起的时候呢，是取这个十二处为目标而升起来的啊，就是某种程度上就是对自己的可爱和对外在人气的可爱。嗯。那么由于爱欲生起的时候呢，是依着十二处来生起的，因此呢，在解释爱欲的灭除的时候呢，佛陀也是依十二处来解释的。啊，但是我们知道能够彻底的灭除爱欲的是阿拉汉的道士。好，也就是佛陀讲的此爱欲的完全消失无余，舍离与弃去除去除啊，从爱欲解脱不执着。</w:t>
       </w:r>
     </w:p>
     <w:p>
@@ -2497,7 +2497,7 @@
         <w:rPr>
           <w:b w:val="0"/>
         </w:rPr>
-        <w:t>[00:06:15.920] 那这个佛陀为什么用一十二处来解释呢？啊，那么我们前面讲到了，一开始就讲到。啊，大念住经佛陀所教导的诗啊，这个道的前行啊，也是他主要是讲世间道。那世间道呢？世间道我们要在世间道上面对这个啊，由十二处所生起的这个案例呢，要对这个在世间的层面上去消除它去舍离它去去除它，那就还是要按照舌头的角度来啊。但是要终极的去除呢，就是只有一个就是当涅槃线这的入流道不短，起取涅盘为目标的时候啊，才有可能完全的去除。</w:t>
+        <w:t>[00:06:15.920] 那这个佛陀为什么用一十二处来解释呢？啊，那么我们前面讲到了，一开始就讲到。啊，大念处经佛陀所教导的诗啊，这个道的前行啊，也是他主要是讲世间道。那世间道呢？世间道我们要在世间道上面对这个啊，由十二处所生起的这个案例呢，要对这个在世间的层面上去消除它去舍离它去去除它，那就还是要按照舌头的角度来啊。但是要终极的去除呢，就是只有一个就是当涅槃线这的入流道不短，起取涅盘为目标的时候啊，才有可能完全的去除。</w:t>
       </w:r>
     </w:p>
     <w:p>
@@ -2529,7 +2529,7 @@
         <w:rPr>
           <w:b w:val="0"/>
         </w:rPr>
-        <w:t>[00:18:01.480] 同样的道理呢，就是十二处呢，就好比是稻田，爱欲呢，好比就是那个蔓生植物啊。当爱欲升起的时候呢，它是依靠十二处而生起的。当爱欲被如理作意或阿汉报纸灭除的时候呢，我们也可以说在十二处里的爱欲已经被灭除了。啊，所以因此呢，佛陀说在世间眼真是可爱和喜乐就在这里，舍弃爱欲，灭除爱欲。阿拉正道就是彻底的灭除爱欲啊，那么，不只是在十六处的爱欲被灭除，在食处受到的爱欲也同样被灭除啊。因此呢，</w:t>
+        <w:t>[00:18:01.480] 同样的道理呢，就是十二处呢，就好比是稻田，爱欲呢，好比就是那个蔓生植物啊。当爱欲升起的时候呢，它是依靠十二处而生起的。当爱欲被如理作意或阿拉汉道灭除的时候呢，我们也可以说在十二处里的爱欲已经被灭除了。啊，所以因此呢，佛陀说在世间眼真是可爱和喜乐就在这里，舍弃爱欲，灭除爱欲。阿拉汉道就是彻底的灭除爱欲啊，那么，不只是在十六处的爱欲被灭除，在食处受到的爱欲也同样被灭除啊。因此呢，</w:t>
       </w:r>
     </w:p>
     <w:p>

--- a/交付成果/第三轮修订版/第三轮4周版/读书会23_小问答经讲记：萨迦耶见与圣八支道_4周资料包（第三版修订）/Word版/第2周_萨迦耶灭与二十种身见_学员版.docx
+++ b/交付成果/第三轮修订版/第三轮4周版/读书会23_小问答经讲记：萨迦耶见与圣八支道_4周资料包（第三版修订）/Word版/第2周_萨迦耶灭与二十种身见_学员版.docx
@@ -1009,14 +1009,6 @@
     <w:p>
       <w:r>
         <w:rPr>
-          <w:b w:val="0"/>
-        </w:rPr>
-        <w:t>[generated, not original text]</w:t>
-      </w:r>
-    </w:p>
-    <w:p>
-      <w:r>
-        <w:rPr>
           <w:b/>
         </w:rPr>
         <w:t>材料②</w:t>
@@ -1361,14 +1353,6 @@
           <w:b w:val="0"/>
         </w:rPr>
         <w:t>Sādhu! Sādhu! Sādhu!</w:t>
-      </w:r>
-    </w:p>
-    <w:p>
-      <w:r>
-        <w:rPr>
-          <w:b w:val="0"/>
-        </w:rPr>
-        <w:t>[generated, not original text]</w:t>
       </w:r>
     </w:p>
     <w:p>
@@ -2028,14 +2012,6 @@
     <w:p>
       <w:r>
         <w:rPr>
-          <w:b w:val="0"/>
-        </w:rPr>
-        <w:t>[generated, not original text]</w:t>
-      </w:r>
-    </w:p>
-    <w:p>
-      <w:r>
-        <w:rPr>
           <w:b/>
         </w:rPr>
         <w:t>材料⑤</w:t>
@@ -2178,7 +2154,7 @@
         <w:rPr>
           <w:b w:val="0"/>
         </w:rPr>
-        <w:t>[00:01:11.080] 嗯。设缘起呢，呃，看起来就很简单，就这样啊。啊？十二缘起呢，无明缘行行缘识识缘名色名色缘六处，六处缘触触缘受受缘爱爱缘取取缘有有缘生老死愁悲苦忧恼生起。那这个是这个每天早上我们上早课缘起诵里面啊，这个第一个啊，缘起的这个念诵就是这样。</w:t>
+        <w:t>[00:01:11.080] 嗯。说缘起呢，呃，看起来就很简单，就这样啊。啊？十二缘起呢，无明缘行行缘识识缘名色名色缘六处，六处缘触触缘受受缘爱爱缘取取缘有有缘生老死愁悲苦忧恼生起。那这个是这个每天早上我们上早课缘起诵里面啊，这个第一个啊，缘起的这个念诵就是这样。</w:t>
       </w:r>
     </w:p>
     <w:p>
@@ -2202,7 +2178,7 @@
         <w:rPr>
           <w:b w:val="0"/>
         </w:rPr>
-        <w:t>[00:04:34.800] 那么中间呢，我们看到无明和爱，就是说导致这个十二缘起的这个轮啊轮转啊三轮转啊，不断的轮转的根源呢是无明和渴爱。啊，我们称为叫根本无明啊，无明和渴爱。啊，那这个无明前面的这个这个我们说过去生的无明爱取行念呢，被称为叫过去因阶段啊。那这个这个识名色六入触受呢，又被称为叫现在果阶段好。</w:t>
+        <w:t>[00:04:34.800] 那么中间呢，我们看到无明和爱，就是说导致这个十二缘起的这个轮啊轮转啊三轮转啊，不断的轮转的根源呢是无明和渴爱。啊，我们称为叫根本无明啊，无明和渴爱。啊，那这个无明前面的这个这个我们说过去生的无明爱取行业呢，被称为叫过去因阶段啊。那这个这个识名色六入触受呢，又被称为叫现在果阶段好。</w:t>
       </w:r>
     </w:p>
     <w:p>
@@ -2218,7 +2194,7 @@
         <w:rPr>
           <w:b w:val="0"/>
         </w:rPr>
-        <w:t>[00:05:52.320] 那么接下来呢，我们又造作新的业啊，就是是爱取有啊，那这个就是新造的。啊因哈，就是下一生的集谛啊，下一生的果的集谛哦。所以那么这个这个它画成这样一个图呢啊，就是又被称为说啊四色类20法三轮转好。那这个三连结啊二根啊。那。这个。四色类二十法什么意思呢？就是过去五因，现在五果，现在五因，未来五果，就称为四色类，</w:t>
+        <w:t>[00:05:52.320] 那么接下来呢，我们又造作新的业啊，就是是爱取有啊，那这个就是新造的。啊因哈，就是下一生的集谛啊，下一生的果的集谛哦。所以那么这个这个它画成这样一个图呢啊，就是又被称为说啊四色类20法三轮转好。那这个三连结、二根本啊。那。这个。四色类二十法什么意思呢？就是过去五因，现在五果，现在五因，未来五果，就称为四色类，</w:t>
       </w:r>
     </w:p>
     <w:p>
@@ -2306,7 +2282,7 @@
         <w:rPr>
           <w:b w:val="0"/>
         </w:rPr>
-        <w:t>[00:15:05.120] 啊，无明爱取，这是烦恼对吧。这是烦恼。行和业呢，它是行结束了，留下一个业。啊，感果的时候，其实是这个业赶过来的，对吧？啊，这个业成熟了，导致是名色流露触受升起啊，那。好，那接下来呢，因为这个受起来呢，我们就对他要采取行动啊，对吧？那采取行动的时候呢，这个的无明爱取跟这个无明爱取它就会产生关联。啊？那这个业过去的业导致识名色六入处升起呢，我们称为叫业缘。哦。而过去的无明爱取。</w:t>
+        <w:t>[00:15:05.120] 啊，无明爱取，这是烦恼对吧。这是烦恼。行和业呢，它是行结束了，留下一个业。啊，感果的时候，其实是这个业赶过来的，对吧？啊，这个业成熟了，导致识名色六入触受生起啊，那。好，那接下来呢，因为这个受起来呢，我们就对他要采取行动啊，对吧？那采取行动的时候呢，这个的无明爱取跟这个无明爱取它就会产生关联。啊？那这个业过去的业导致识名色六入处升起呢，我们称为叫业缘。哦。而过去的无明爱取。</w:t>
       </w:r>
     </w:p>
     <w:p>
@@ -2322,15 +2298,15 @@
         <w:rPr>
           <w:b w:val="0"/>
         </w:rPr>
-        <w:t>[00:16:45.970] 我们叫心理愚失啊，也称为叫心理愚师啊。用现代语言来讲就心理愚师。心理仪式里面包括6个啊，其中有一个就叫随眠烦恼啊。那么随眠烦恼对现在的烦恼，它起作用是以亲依止缘的原理援助它。</w:t>
-      </w:r>
-    </w:p>
-    <w:p>
-      <w:r>
-        <w:rPr>
-          <w:b w:val="0"/>
-        </w:rPr>
-        <w:t>[00:17:05.480] 啊，在我们这个亲依止缘的其中一个。前前诸不善法对后后诸不善法以亲之愿为缘啊，或者前前诸无际法对后后诸不善法以亲之愿为缘好，它就可能是这样的一种啊运行方式。那这个运行方式具体大家后面可以去学习了。</w:t>
+        <w:t>[00:16:45.970] 我们叫心理余势啊，也称为叫心理余势啊。用现代语言来讲就心理余势。心理余势里面有六种啊，其中有一个就叫随眠烦恼啊。那么随眠烦恼对现在的烦恼，它起作用是以亲依止缘的原理援助它。</w:t>
+      </w:r>
+    </w:p>
+    <w:p>
+      <w:r>
+        <w:rPr>
+          <w:b w:val="0"/>
+        </w:rPr>
+        <w:t>[00:17:05.480] 啊，在我们这个亲依止缘的其中一个。前前诸不善法对后后诸不善法以亲之愿为缘啊，或者前前诸无记法对后后诸无记法以亲依止缘为缘好，它就可能是这样的一种啊运行方式。那这个运行方式具体大家后面可以去学习了。</w:t>
       </w:r>
     </w:p>
     <w:p>
@@ -2354,7 +2330,7 @@
         <w:rPr>
           <w:b w:val="0"/>
         </w:rPr>
-        <w:t>[00:45:02.960] 他就举一个例子说啊，我觉得啊我今天去做了一个布施人，我很高兴。啊，升体了就做了一个布施啊，这是一个善业，那为什么要做个布施呢？啊，我对这个这个你肯定有认为是说啊，这样的一个啊，这个禅修营啊，很殊胜啊。啊，我做完布施呢，呃，回向给我早日断尽一切烦恼，证悟涅槃呢。好，那么他的无明是什么呢？认为有一个我。可以证我涅槃，有一个我存在就是无明呢。啊，可爱。我断除烦恼的这样的一种啊，修行状态就是爱了啊。啊，执取，我要去修行，断除烦恼，这是取了。</w:t>
+        <w:t>[00:45:02.960] 他就举一个例子说啊，我觉得啊我今天去做了一个布施人，我很高兴。啊，升体了就做了一个布施啊，这是一个善业，那为什么要做个布施呢？啊，我对这个这个你肯定有认为是说啊，这样的一个啊，这个禅修营啊，很殊胜啊。啊，我做完布施呢，呃，回向给我早日断尽一切烦恼，证悟涅槃呢。好，那么他的无明是什么呢？认为有一个我。可以证我涅槃，有一个我存在就是无明呢。啊，渴爱。我断除烦恼的这样的一种啊，修行状态就是爱了啊。啊，执取，我要去修行，断除烦恼，这是取了。</w:t>
       </w:r>
     </w:p>
     <w:p>
@@ -2370,7 +2346,7 @@
         <w:rPr>
           <w:b w:val="0"/>
         </w:rPr>
-        <w:t>[00:46:01.660] 啊，那就是这样一个逻辑啊，那如果你这样的业在你临终的时候成熟呢？啊，很显然你的心里面呢，啊，你你是一个布施的心对吧。一个布施的心呢，它很明显就有无贪。对吧？他也无贪，然后他思维的业果他就有慧，他有那个慧心说啊，所以然后你欢喜地做布施就有业有啊。</w:t>
+        <w:t>[00:46:01.660] 啊，那就是这样一个逻辑啊，那如果你这样的业在你临终的时候成熟呢？啊，很显然你的心里面呢，啊，你你是一个布施的心对吧。一个布施的心呢，它很明显就有无贪。对吧？他也无贪，然后他思维的业果他就有慧，他有那个慧心所啊，所以然后你欢喜地做布施就有业有啊。</w:t>
       </w:r>
     </w:p>
     <w:p>
@@ -2473,15 +2449,15 @@
         <w:rPr>
           <w:b w:val="0"/>
         </w:rPr>
-        <w:t>[00:03:13.080] 好，那么。四圣谛呢？我们学习到苦圣谛、苦集圣谛，那苦灭圣谛，佛陀怎么说呢？啊，所以多何为不灭圣地？那就是此爱欲的完全消逝无余舍离与。清除啊，嗯，去除从爱欲解脱不执着。然而诸比库如何舍弃爱欲，灭除爱欲呢？在世间有可爱可喜之物的任何地方，就在那里舍弃爱欲，灭除爱欲。在世间，什么是可爱可喜的呢？在世间，眼根是可爱可喜的，就在那里舍弃爱欲，灭除爱。在世间，耳根是可爱可喜的，就在那里舍去爱欲，灭除爱欲啊，</w:t>
-      </w:r>
-    </w:p>
-    <w:p>
-      <w:r>
-        <w:rPr>
-          <w:b w:val="0"/>
-        </w:rPr>
-        <w:t>[00:04:58.400] 那其实在这文当中谈到的就是内六处和外六处。这个十二处啊，那十二处呢，换一句话来讲，就是五蕴或者究竟名色法。那爱欲升起的时候呢，是取这个十二处为目标而升起来的啊，就是某种程度上就是对自己的可爱和对外在人气的可爱。嗯。那么由于爱欲生起的时候呢，是依着十二处来生起的，因此呢，在解释爱欲的灭除的时候呢，佛陀也是依十二处来解释的。啊，但是我们知道能够彻底的灭除爱欲的是阿拉汉的道士。好，也就是佛陀讲的此爱欲的完全消失无余，舍离与弃去除去除啊，从爱欲解脱不执着。</w:t>
+        <w:t>[00:03:13.080] 好，那么。四圣谛呢？我们学习到苦圣谛、苦集圣谛，那苦灭圣谛，佛陀怎么说呢？啊，所以，诸比库，何谓苦灭圣谛？那就是此爱欲的完全消逝无余舍离与。清除啊，嗯，去除从爱欲解脱不执着。然而诸比库如何舍弃爱欲，灭除爱欲呢？在世间有可爱可喜之物的任何地方，就在那里舍弃爱欲，灭除爱欲。在世间，什么是可爱可喜的呢？在世间，眼根是可爱可喜的，就在那里舍弃爱欲，灭除爱。在世间，耳根是可爱可喜的，就在那里舍去爱欲，灭除爱欲啊，</w:t>
+      </w:r>
+    </w:p>
+    <w:p>
+      <w:r>
+        <w:rPr>
+          <w:b w:val="0"/>
+        </w:rPr>
+        <w:t>[00:04:58.400] 那其实在这文当中谈到的就是内六处和外六处。这个十二处啊，那十二处呢，换一句话来讲，就是五蕴或者究竟名色法。那爱欲升起的时候呢，是取这个十二处为目标而升起来的啊，就是某种程度上就是对自己的可爱和对外在人气的可爱。嗯。那么由于爱欲生起的时候呢，是依着十二处来生起的，因此呢，在解释爱欲的灭除的时候呢，佛陀也是依十二处来解释的。啊，但是我们知道能够彻底的灭除爱欲的是阿拉汉道智。好，也就是佛陀讲的此爱欲的完全消失无余，舍离与弃去除去除啊，从爱欲解脱不执着。</w:t>
       </w:r>
     </w:p>
     <w:p>
@@ -2497,7 +2473,7 @@
         <w:rPr>
           <w:b w:val="0"/>
         </w:rPr>
-        <w:t>[00:06:15.920] 那这个佛陀为什么用一十二处来解释呢？啊，那么我们前面讲到了，一开始就讲到。啊，大念处经佛陀所教导的诗啊，这个道的前行啊，也是他主要是讲世间道。那世间道呢？世间道我们要在世间道上面对这个啊，由十二处所生起的这个案例呢，要对这个在世间的层面上去消除它去舍离它去去除它，那就还是要按照舌头的角度来啊。但是要终极的去除呢，就是只有一个就是当涅槃线这的入流道不短，起取涅盘为目标的时候啊，才有可能完全的去除。</w:t>
+        <w:t>[00:06:15.920] 那这个佛陀为什么用一十二处来解释呢？啊，那么我们前面讲到了，一开始就讲到。啊，大念处经佛陀所教导的诗啊，这个道的前行啊，也是他主要是讲世间道。那世间道呢？世间道我们要在世间道上面对这个啊，由十二处所生起的这个爱欲呢，要对这个在世间的层面上去消除它去舍离它去去除它，那就还是要按照世间的角度来啊。但是要终极的去除呢，就是只有一个就是当涅槃现前的入流道生起，取涅槃为目标的时候啊，才有可能完全的去除。</w:t>
       </w:r>
     </w:p>
     <w:p>
@@ -2529,15 +2505,7 @@
         <w:rPr>
           <w:b w:val="0"/>
         </w:rPr>
-        <w:t>[00:18:01.480] 同样的道理呢，就是十二处呢，就好比是稻田，爱欲呢，好比就是那个蔓生植物啊。当爱欲升起的时候呢，它是依靠十二处而生起的。当爱欲被如理作意或阿拉汉道灭除的时候呢，我们也可以说在十二处里的爱欲已经被灭除了。啊，所以因此呢，佛陀说在世间眼真是可爱和喜乐就在这里，舍弃爱欲，灭除爱欲。阿拉汉道就是彻底的灭除爱欲啊，那么，不只是在十六处的爱欲被灭除，在食处受到的爱欲也同样被灭除啊。因此呢，</w:t>
-      </w:r>
-    </w:p>
-    <w:p>
-      <w:r>
-        <w:rPr>
-          <w:b w:val="0"/>
-        </w:rPr>
-        <w:t>[generated, not original text]</w:t>
+        <w:t>[00:18:01.480] 同样的道理呢，就是十二处呢，就好比是稻田，爱欲呢，好比就是那个蔓生植物啊。当爱欲升起的时候呢，它是依靠十二处而生起的。当爱欲被如理作意或阿拉汉道灭除的时候呢，我们也可以说在十二处里的爱欲已经被灭除了。啊，所以因此呢，佛陀说在世间眼根是可爱可喜的，就在这里，舍弃爱欲，灭除爱欲。阿拉汉道就是彻底的灭除爱欲啊，那么，不只是在（内）六处的爱欲被灭除，在（外）六处的爱欲也同样被灭除啊。因此呢，</w:t>
       </w:r>
     </w:p>
     <w:p>
@@ -8853,14 +8821,6 @@
     <w:p>
       <w:r>
         <w:rPr>
-          <w:b w:val="0"/>
-        </w:rPr>
-        <w:t>[generated, not original text]</w:t>
-      </w:r>
-    </w:p>
-    <w:p>
-      <w:r>
-        <w:rPr>
           <w:b/>
           <w:color w:val="1E4620"/>
           <w:sz w:val="26"/>
@@ -9429,14 +9389,6 @@
     <w:p>
       <w:r>
         <w:rPr>
-          <w:b w:val="0"/>
-        </w:rPr>
-        <w:t>[generated, not original text]</w:t>
-      </w:r>
-    </w:p>
-    <w:p>
-      <w:r>
-        <w:rPr>
           <w:b/>
           <w:color w:val="1E4620"/>
           <w:sz w:val="26"/>
@@ -9834,14 +9786,6 @@
     <w:p>
       <w:r>
         <w:rPr>
-          <w:b w:val="0"/>
-        </w:rPr>
-        <w:t>[generated, not original text]</w:t>
-      </w:r>
-    </w:p>
-    <w:p>
-      <w:r>
-        <w:rPr>
           <w:b/>
           <w:color w:val="1E4620"/>
           <w:sz w:val="26"/>
@@ -10219,14 +10163,6 @@
           <w:b w:val="0"/>
         </w:rPr>
         <w:t>佛陀讲说这个没有，是你玩出来的，你只要有这个东西，接着下来苦就会出现。苦是什么呢？老病死啊，最简单的，老病死就会出来，为什么呢？因为你执取有一个我，你就会生起一个类似的生命，这个生命就会老病死。这是从轮回的角度上来讲。而在当下的角度上，大家就能体会到，你只要执取那个我，你当下就苦得不行。</w:t>
-      </w:r>
-    </w:p>
-    <w:p>
-      <w:r>
-        <w:rPr>
-          <w:b w:val="0"/>
-        </w:rPr>
-        <w:t>[generated, not original text]</w:t>
       </w:r>
     </w:p>
     <w:p>
